--- a/output/docx/es/BUFRCREX_TableB_es_31.docx
+++ b/output/docx/es/BUFRCREX_TableB_es_31.docx
@@ -1005,7 +1005,7 @@
                 <w:b w:val="0"/>
                 <w:sz w:val="16"/>
               </w:rPr>
-              <w:t>Note 127: El “factor de repetición diferida del descriptor y los datos” se aplica para el cifrado de coordenada diferencial (por ejemplo para la exploración de una imagen). Especifica un valor N que se aplica tanto al descriptor como a los datos, es decir, que el valor del elemento simple definido por el descriptor siguiente se repite N veces (a intervalos ya especificados).</w:t>
+              <w:t>Note B127: El “factor de repetición diferida del descriptor y los datos” se aplica para el cifrado de coordenada diferencial (por ejemplo para la exploración de una imagen). Especifica un valor N que se aplica tanto al descriptor como a los datos, es decir, que el valor del elemento simple definido por el descriptor siguiente se repite N veces (a intervalos ya especificados).</w:t>
             </w:r>
           </w:p>
         </w:tc>
@@ -1573,7 +1573,7 @@
                 <w:b w:val="0"/>
                 <w:sz w:val="16"/>
               </w:rPr>
-              <w:t>Note 59: La identificación de hora se refiere al comienzo del mes para el que se notifican valores mensuales medios. | Note 113: Pueden desarrollarse otras aplicaciones del indicador de datos presentes. I.2 – BUFR/CREX Tabla B/31 – 1</w:t>
+              <w:t>Note B59: El descriptor 0 31 031, utilizado junto con operadores de control de calidad o estadísticos 2 22 YYY a 2 32 YYY, indicará la presencia de información de control de calidad cuando el valor del indicador está puesto a cero. Puede utilizarse, junto con el operador de repetición 1 01 YYY, para confeccionar una tabla de indicadores de datos presentes/no presentes, que constituye un mapa de bits de datos definido en la Regla 94.5.5.3. Esto permite presentar información de control de calidad e información estadística para datos seleccionados correspondientes a descriptores de elementos que preceden a los operadores 2 22 YYY a 2 32 YYY. | Note B113: Pueden desarrollarse otras aplicaciones del indicador de datos presentes. I.2 – BUFR/CREX Tabla B/31 – 1</w:t>
             </w:r>
           </w:p>
         </w:tc>
